--- a/UD 4/A4.1.docx
+++ b/UD 4/A4.1.docx
@@ -120,14 +120,392 @@
     </w:p>
     <w:p>
       <w:pPr>
+        <w:pStyle w:val="Ttulo2"/>
+        <w:jc w:val="center"/>
+        <w:rPr>
+          <w:sz w:val="36"/>
+          <w:szCs w:val="36"/>
+          <w:lang w:val="es-ES" w:eastAsia="zh-CN" w:bidi="hi-IN"/>
+        </w:rPr>
+      </w:pPr>
+      <w:r>
+        <w:rPr>
+          <w:sz w:val="36"/>
+          <w:szCs w:val="36"/>
+          <w:lang w:val="es-ES" w:eastAsia="zh-CN" w:bidi="hi-IN"/>
+        </w:rPr>
+        <w:t>Diseño Actual</w:t>
+      </w:r>
+    </w:p>
+    <w:p>
+      <w:pPr>
+        <w:jc w:val="both"/>
+        <w:rPr>
+          <w:lang w:val="es-ES" w:eastAsia="zh-CN" w:bidi="hi-IN"/>
+        </w:rPr>
+      </w:pPr>
+      <w:r>
+        <w:rPr>
+          <w:lang w:val="es-ES" w:eastAsia="zh-CN" w:bidi="hi-IN"/>
+        </w:rPr>
+        <w:t>Un cable USB se divide en dos partes: el conector y el cable de conexión.</w:t>
+      </w:r>
+    </w:p>
+    <w:p>
+      <w:pPr>
+        <w:jc w:val="both"/>
+        <w:rPr>
+          <w:lang w:val="es-ES" w:eastAsia="zh-CN" w:bidi="hi-IN"/>
+        </w:rPr>
+      </w:pPr>
+      <w:r>
+        <w:rPr>
+          <w:lang w:val="es-ES" w:eastAsia="zh-CN" w:bidi="hi-IN"/>
+        </w:rPr>
+        <w:t>El cable consta de hilos de cobre y una funda protectora de aluminio. Estos son relativamente fáciles de separar y reciclar.</w:t>
+      </w:r>
+    </w:p>
+    <w:p>
+      <w:pPr>
         <w:jc w:val="center"/>
         <w:rPr>
           <w:lang w:val="es-ES" w:eastAsia="zh-CN" w:bidi="hi-IN"/>
         </w:rPr>
       </w:pPr>
+      <w:r>
+        <w:rPr>
+          <w:noProof/>
+        </w:rPr>
+        <w:drawing>
+          <wp:inline distT="0" distB="0" distL="0" distR="0" wp14:anchorId="2505A503" wp14:editId="197486BE">
+            <wp:extent cx="4761195" cy="1098468"/>
+            <wp:effectExtent l="0" t="0" r="1905" b="6985"/>
+            <wp:docPr id="3" name="Imagen 3" descr="LSZH USB Revision 2.0 Compliant Bulk Cable, 100 ft Spool - CBL-USBZ-2820-100"/>
+            <wp:cNvGraphicFramePr>
+              <a:graphicFrameLocks xmlns:a="http://schemas.openxmlformats.org/drawingml/2006/main" noChangeAspect="1"/>
+            </wp:cNvGraphicFramePr>
+            <a:graphic xmlns:a="http://schemas.openxmlformats.org/drawingml/2006/main">
+              <a:graphicData uri="http://schemas.openxmlformats.org/drawingml/2006/picture">
+                <pic:pic xmlns:pic="http://schemas.openxmlformats.org/drawingml/2006/picture">
+                  <pic:nvPicPr>
+                    <pic:cNvPr id="0" name="Picture 7" descr="LSZH USB Revision 2.0 Compliant Bulk Cable, 100 ft Spool - CBL-USBZ-2820-100"/>
+                    <pic:cNvPicPr>
+                      <a:picLocks noChangeAspect="1" noChangeArrowheads="1"/>
+                    </pic:cNvPicPr>
+                  </pic:nvPicPr>
+                  <pic:blipFill rotWithShape="1">
+                    <a:blip r:embed="rId10">
+                      <a:extLst>
+                        <a:ext uri="{28A0092B-C50C-407E-A947-70E740481C1C}">
+                          <a14:useLocalDpi xmlns:a14="http://schemas.microsoft.com/office/drawing/2010/main" val="0"/>
+                        </a:ext>
+                      </a:extLst>
+                    </a:blip>
+                    <a:srcRect t="38530" b="38399"/>
+                    <a:stretch/>
+                  </pic:blipFill>
+                  <pic:spPr bwMode="auto">
+                    <a:xfrm>
+                      <a:off x="0" y="0"/>
+                      <a:ext cx="4761865" cy="1098623"/>
+                    </a:xfrm>
+                    <a:prstGeom prst="rect">
+                      <a:avLst/>
+                    </a:prstGeom>
+                    <a:noFill/>
+                    <a:ln>
+                      <a:noFill/>
+                    </a:ln>
+                    <a:extLst>
+                      <a:ext uri="{53640926-AAD7-44D8-BBD7-CCE9431645EC}">
+                        <a14:shadowObscured xmlns:a14="http://schemas.microsoft.com/office/drawing/2010/main"/>
+                      </a:ext>
+                    </a:extLst>
+                  </pic:spPr>
+                </pic:pic>
+              </a:graphicData>
+            </a:graphic>
+          </wp:inline>
+        </w:drawing>
+      </w:r>
+    </w:p>
+    <w:p>
+      <w:pPr>
+        <w:jc w:val="both"/>
+        <w:rPr>
+          <w:lang w:val="es-ES" w:eastAsia="zh-CN" w:bidi="hi-IN"/>
+        </w:rPr>
+      </w:pPr>
+      <w:r>
+        <w:rPr>
+          <w:lang w:val="es-ES" w:eastAsia="zh-CN" w:bidi="hi-IN"/>
+        </w:rPr>
+        <w:t>El conector es un componente complejo hecho de diferentes materiales. Es difícil de desmontar y reciclar.</w:t>
+      </w:r>
+    </w:p>
+    <w:p>
+      <w:pPr>
+        <w:jc w:val="center"/>
+        <w:rPr>
+          <w:lang w:val="es-ES" w:eastAsia="zh-CN" w:bidi="hi-IN"/>
+        </w:rPr>
+      </w:pPr>
+      <w:r>
+        <w:rPr>
+          <w:noProof/>
+          <w:lang w:val="es-ES" w:eastAsia="zh-CN" w:bidi="hi-IN"/>
+        </w:rPr>
+        <w:drawing>
+          <wp:inline distT="0" distB="0" distL="0" distR="0" wp14:anchorId="44CD67A6" wp14:editId="1D742563">
+            <wp:extent cx="4761549" cy="2354110"/>
+            <wp:effectExtent l="0" t="0" r="1270" b="8255"/>
+            <wp:docPr id="2" name="Imagen 2"/>
+            <wp:cNvGraphicFramePr>
+              <a:graphicFrameLocks xmlns:a="http://schemas.openxmlformats.org/drawingml/2006/main" noChangeAspect="1"/>
+            </wp:cNvGraphicFramePr>
+            <a:graphic xmlns:a="http://schemas.openxmlformats.org/drawingml/2006/main">
+              <a:graphicData uri="http://schemas.openxmlformats.org/drawingml/2006/picture">
+                <pic:pic xmlns:pic="http://schemas.openxmlformats.org/drawingml/2006/picture">
+                  <pic:nvPicPr>
+                    <pic:cNvPr id="0" name="Picture 2"/>
+                    <pic:cNvPicPr>
+                      <a:picLocks noChangeAspect="1" noChangeArrowheads="1"/>
+                    </pic:cNvPicPr>
+                  </pic:nvPicPr>
+                  <pic:blipFill>
+                    <a:blip r:embed="rId11">
+                      <a:extLst>
+                        <a:ext uri="{28A0092B-C50C-407E-A947-70E740481C1C}">
+                          <a14:useLocalDpi xmlns:a14="http://schemas.microsoft.com/office/drawing/2010/main" val="0"/>
+                        </a:ext>
+                      </a:extLst>
+                    </a:blip>
+                    <a:srcRect/>
+                    <a:stretch>
+                      <a:fillRect/>
+                    </a:stretch>
+                  </pic:blipFill>
+                  <pic:spPr bwMode="auto">
+                    <a:xfrm>
+                      <a:off x="0" y="0"/>
+                      <a:ext cx="4768554" cy="2357573"/>
+                    </a:xfrm>
+                    <a:prstGeom prst="rect">
+                      <a:avLst/>
+                    </a:prstGeom>
+                    <a:noFill/>
+                  </pic:spPr>
+                </pic:pic>
+              </a:graphicData>
+            </a:graphic>
+          </wp:inline>
+        </w:drawing>
+      </w:r>
+    </w:p>
+    <w:p>
+      <w:pPr>
+        <w:jc w:val="both"/>
+        <w:rPr>
+          <w:lang w:val="es-ES" w:eastAsia="zh-CN" w:bidi="hi-IN"/>
+        </w:rPr>
+      </w:pPr>
+      <w:r>
+        <w:rPr>
+          <w:lang w:val="es-ES" w:eastAsia="zh-CN" w:bidi="hi-IN"/>
+        </w:rPr>
+        <w:lastRenderedPageBreak/>
+        <w:t>Sin embargo, a menudo la causa del fallo no es el conector, sino el cable, que puede doblarse o romperse fácilmente. Finalmente, el cable se reemplaza y se desecha. El cobre y el aluminio se pueden reciclar fácilmente, pero el proceso de reciclaje de los conectores es mucho más complejo y costoso. A veces, simplemente terminan en vertederos, a pesar de estar en buen estado.</w:t>
+      </w:r>
+    </w:p>
+    <w:p>
+      <w:pPr>
+        <w:jc w:val="center"/>
+        <w:rPr>
+          <w:lang w:val="es-ES" w:eastAsia="zh-CN" w:bidi="hi-IN"/>
+        </w:rPr>
+      </w:pPr>
+      <w:r>
+        <w:rPr>
+          <w:noProof/>
+        </w:rPr>
+        <w:drawing>
+          <wp:inline distT="0" distB="0" distL="0" distR="0" wp14:anchorId="26BD9D2C" wp14:editId="33F43E33">
+            <wp:extent cx="5711825" cy="3811905"/>
+            <wp:effectExtent l="0" t="0" r="3175" b="0"/>
+            <wp:docPr id="4" name="Imagen 4" descr="2,1 mil resultados de imágenes, fotos de stock e ilustraciones libres de  regalías para Broken usb cable | Shutterstock"/>
+            <wp:cNvGraphicFramePr>
+              <a:graphicFrameLocks xmlns:a="http://schemas.openxmlformats.org/drawingml/2006/main" noChangeAspect="1"/>
+            </wp:cNvGraphicFramePr>
+            <a:graphic xmlns:a="http://schemas.openxmlformats.org/drawingml/2006/main">
+              <a:graphicData uri="http://schemas.openxmlformats.org/drawingml/2006/picture">
+                <pic:pic xmlns:pic="http://schemas.openxmlformats.org/drawingml/2006/picture">
+                  <pic:nvPicPr>
+                    <pic:cNvPr id="0" name="Picture 9" descr="2,1 mil resultados de imágenes, fotos de stock e ilustraciones libres de  regalías para Broken usb cable | Shutterstock"/>
+                    <pic:cNvPicPr>
+                      <a:picLocks noChangeAspect="1" noChangeArrowheads="1"/>
+                    </pic:cNvPicPr>
+                  </pic:nvPicPr>
+                  <pic:blipFill>
+                    <a:blip r:embed="rId12">
+                      <a:extLst>
+                        <a:ext uri="{28A0092B-C50C-407E-A947-70E740481C1C}">
+                          <a14:useLocalDpi xmlns:a14="http://schemas.microsoft.com/office/drawing/2010/main" val="0"/>
+                        </a:ext>
+                      </a:extLst>
+                    </a:blip>
+                    <a:srcRect/>
+                    <a:stretch>
+                      <a:fillRect/>
+                    </a:stretch>
+                  </pic:blipFill>
+                  <pic:spPr bwMode="auto">
+                    <a:xfrm>
+                      <a:off x="0" y="0"/>
+                      <a:ext cx="5711825" cy="3811905"/>
+                    </a:xfrm>
+                    <a:prstGeom prst="rect">
+                      <a:avLst/>
+                    </a:prstGeom>
+                    <a:noFill/>
+                    <a:ln>
+                      <a:noFill/>
+                    </a:ln>
+                  </pic:spPr>
+                </pic:pic>
+              </a:graphicData>
+            </a:graphic>
+          </wp:inline>
+        </w:drawing>
+      </w:r>
+    </w:p>
+    <w:p>
+      <w:pPr>
+        <w:pStyle w:val="Ttulo2"/>
+        <w:jc w:val="center"/>
+        <w:rPr>
+          <w:sz w:val="36"/>
+          <w:szCs w:val="36"/>
+          <w:lang w:val="es-ES" w:eastAsia="zh-CN" w:bidi="hi-IN"/>
+        </w:rPr>
+      </w:pPr>
+      <w:r>
+        <w:rPr>
+          <w:sz w:val="36"/>
+          <w:szCs w:val="36"/>
+          <w:lang w:val="es-ES" w:eastAsia="zh-CN" w:bidi="hi-IN"/>
+        </w:rPr>
+        <w:t>Rediseño</w:t>
+      </w:r>
+    </w:p>
+    <w:p>
+      <w:pPr>
+        <w:jc w:val="center"/>
+        <w:rPr>
+          <w:lang w:val="es-ES" w:eastAsia="zh-CN" w:bidi="hi-IN"/>
+        </w:rPr>
+      </w:pPr>
+      <w:r>
+        <w:rPr>
+          <w:noProof/>
+        </w:rPr>
+        <w:drawing>
+          <wp:inline distT="0" distB="0" distL="0" distR="0" wp14:anchorId="4F3DDDAB" wp14:editId="29565261">
+            <wp:extent cx="5731910" cy="4267200"/>
+            <wp:effectExtent l="0" t="0" r="2540" b="0"/>
+            <wp:docPr id="1" name="Imagen 1"/>
+            <wp:cNvGraphicFramePr>
+              <a:graphicFrameLocks xmlns:a="http://schemas.openxmlformats.org/drawingml/2006/main" noChangeAspect="1"/>
+            </wp:cNvGraphicFramePr>
+            <a:graphic xmlns:a="http://schemas.openxmlformats.org/drawingml/2006/main">
+              <a:graphicData uri="http://schemas.openxmlformats.org/drawingml/2006/picture">
+                <pic:pic xmlns:pic="http://schemas.openxmlformats.org/drawingml/2006/picture">
+                  <pic:nvPicPr>
+                    <pic:cNvPr id="0" name="Picture 1"/>
+                    <pic:cNvPicPr>
+                      <a:picLocks noChangeAspect="1" noChangeArrowheads="1"/>
+                    </pic:cNvPicPr>
+                  </pic:nvPicPr>
+                  <pic:blipFill rotWithShape="1">
+                    <a:blip r:embed="rId13">
+                      <a:extLst>
+                        <a:ext uri="{28A0092B-C50C-407E-A947-70E740481C1C}">
+                          <a14:useLocalDpi xmlns:a14="http://schemas.microsoft.com/office/drawing/2010/main" val="0"/>
+                        </a:ext>
+                      </a:extLst>
+                    </a:blip>
+                    <a:srcRect t="7190"/>
+                    <a:stretch/>
+                  </pic:blipFill>
+                  <pic:spPr bwMode="auto">
+                    <a:xfrm>
+                      <a:off x="0" y="0"/>
+                      <a:ext cx="5749462" cy="4280267"/>
+                    </a:xfrm>
+                    <a:prstGeom prst="rect">
+                      <a:avLst/>
+                    </a:prstGeom>
+                    <a:noFill/>
+                    <a:ln>
+                      <a:noFill/>
+                    </a:ln>
+                    <a:extLst>
+                      <a:ext uri="{53640926-AAD7-44D8-BBD7-CCE9431645EC}">
+                        <a14:shadowObscured xmlns:a14="http://schemas.microsoft.com/office/drawing/2010/main"/>
+                      </a:ext>
+                    </a:extLst>
+                  </pic:spPr>
+                </pic:pic>
+              </a:graphicData>
+            </a:graphic>
+          </wp:inline>
+        </w:drawing>
+      </w:r>
+    </w:p>
+    <w:p>
+      <w:pPr>
+        <w:jc w:val="both"/>
+        <w:rPr>
+          <w:lang w:val="es-ES" w:eastAsia="zh-CN" w:bidi="hi-IN"/>
+        </w:rPr>
+      </w:pPr>
+      <w:r>
+        <w:rPr>
+          <w:lang w:val="es-ES" w:eastAsia="zh-CN" w:bidi="hi-IN"/>
+        </w:rPr>
+        <w:lastRenderedPageBreak/>
+        <w:t>La idea detrás del rediseño es crear un conector universal y extremadamente sencillo que pueda conectarse al adaptador USB deseado y a los dispositivos.</w:t>
+      </w:r>
+    </w:p>
+    <w:p>
+      <w:pPr>
+        <w:jc w:val="both"/>
+        <w:rPr>
+          <w:lang w:val="es-ES" w:eastAsia="zh-CN" w:bidi="hi-IN"/>
+        </w:rPr>
+      </w:pPr>
+      <w:r>
+        <w:rPr>
+          <w:lang w:val="es-ES" w:eastAsia="zh-CN" w:bidi="hi-IN"/>
+        </w:rPr>
+        <w:t>Esto separará los conectores complejos del cable, reduciendo la necesidad de reciclaje.</w:t>
+      </w:r>
+    </w:p>
+    <w:p>
+      <w:pPr>
+        <w:jc w:val="both"/>
+        <w:rPr>
+          <w:lang w:val="es-ES" w:eastAsia="zh-CN" w:bidi="hi-IN"/>
+        </w:rPr>
+      </w:pPr>
+      <w:r>
+        <w:rPr>
+          <w:lang w:val="es-ES" w:eastAsia="zh-CN" w:bidi="hi-IN"/>
+        </w:rPr>
+        <w:t>Los nuevos conectores de cable contendrán cantidades reducidas de latón, oro y estaño para facilitar el reciclaje.</w:t>
+      </w:r>
     </w:p>
     <w:sectPr>
-      <w:footerReference w:type="default" r:id="rId10"/>
+      <w:footerReference w:type="default" r:id="rId14"/>
       <w:type w:val="continuous"/>
       <w:pgSz w:w="11906" w:h="16838"/>
       <w:pgMar w:top="851" w:right="851" w:bottom="851" w:left="851" w:header="57" w:footer="0" w:gutter="0"/>
